--- a/Debbie_Sanchez/requirement.docx
+++ b/Debbie_Sanchez/requirement.docx
@@ -1495,8 +1495,6 @@
           <w:szCs w:val="24"/>
         </w:rPr>
       </w:pPr>
-      <w:bookmarkStart w:id="0" w:name="_GoBack"/>
-      <w:bookmarkEnd w:id="0"/>
       <w:r>
         <w:rPr>
           <w:rFonts w:ascii="inherit" w:eastAsia="Times New Roman" w:hAnsi="inherit" w:cs="Helvetica"/>
@@ -1597,27 +1595,27 @@
           <w:szCs w:val="24"/>
           <w:bdr w:val="none" w:sz="0" w:space="0" w:color="auto" w:frame="1"/>
         </w:rPr>
-        <w:t>Frontend(Mobile</w:t>
-      </w:r>
-      <w:proofErr w:type="gramStart"/>
-      <w:r>
-        <w:rPr>
-          <w:rFonts w:ascii="inherit" w:eastAsia="Times New Roman" w:hAnsi="inherit" w:cs="Helvetica"/>
-          <w:sz w:val="24"/>
-          <w:szCs w:val="24"/>
-          <w:bdr w:val="none" w:sz="0" w:space="0" w:color="auto" w:frame="1"/>
-        </w:rPr>
-        <w:t>) :</w:t>
-      </w:r>
-      <w:proofErr w:type="gramEnd"/>
-      <w:r>
-        <w:rPr>
-          <w:rFonts w:ascii="inherit" w:eastAsia="Times New Roman" w:hAnsi="inherit" w:cs="Helvetica"/>
-          <w:sz w:val="24"/>
-          <w:szCs w:val="24"/>
-          <w:bdr w:val="none" w:sz="0" w:space="0" w:color="auto" w:frame="1"/>
-        </w:rPr>
-        <w:t xml:space="preserve"> Flutter</w:t>
+        <w:t xml:space="preserve">Frontend(Mobile) : </w:t>
+      </w:r>
+      <w:r>
+        <w:rPr>
+          <w:rFonts w:ascii="inherit" w:eastAsia="Times New Roman" w:hAnsi="inherit" w:cs="Helvetica"/>
+          <w:sz w:val="24"/>
+          <w:szCs w:val="24"/>
+          <w:bdr w:val="none" w:sz="0" w:space="0" w:color="auto" w:frame="1"/>
+        </w:rPr>
+        <w:t>Ionic framework(react.js</w:t>
+      </w:r>
+      <w:bookmarkStart w:id="0" w:name="_GoBack"/>
+      <w:bookmarkEnd w:id="0"/>
+      <w:r>
+        <w:rPr>
+          <w:rFonts w:ascii="inherit" w:eastAsia="Times New Roman" w:hAnsi="inherit" w:cs="Helvetica"/>
+          <w:sz w:val="24"/>
+          <w:szCs w:val="24"/>
+          <w:bdr w:val="none" w:sz="0" w:space="0" w:color="auto" w:frame="1"/>
+        </w:rPr>
+        <w:t>)</w:t>
       </w:r>
     </w:p>
     <w:p>
